--- a/flow/20230927_hours/drafts/2024-01-u/13.01.docx
+++ b/flow/20230927_hours/drafts/2024-01-u/13.01.docx
@@ -4946,25 +4946,7 @@
           <w:sz w:val="24"/>
           <w:highlight w:val="white"/>
         </w:rPr>
-        <w:t xml:space="preserve">У водах блаженний кінець разом прийняли ви, мудрі,* в них </w:t>
-      </w:r>
-      <w:r>
-        <w:rPr>
-          <w:rFonts w:ascii="Times New Roman" w:hAnsi="Times New Roman"/>
-          <w:color w:val="000000"/>
-          <w:sz w:val="24"/>
-          <w:highlight w:val="white"/>
-        </w:rPr>
-        <w:t>Веліара</w:t>
-      </w:r>
-      <w:r>
-        <w:rPr>
-          <w:rFonts w:ascii="Times New Roman" w:hAnsi="Times New Roman"/>
-          <w:color w:val="000000"/>
-          <w:sz w:val="24"/>
-          <w:highlight w:val="white"/>
-        </w:rPr>
-        <w:t xml:space="preserve"> зануривши благодаттю Бога нашого,* Мученики, тому вінці, як побідоносні, прийнявши,* радуєтеся з ангельськими ликами, з якими і нас поминайте.</w:t>
+        <w:t>У водах блаженний кінець разом прийняли ви, мудрі,* в них Веліара зануривши благодаттю Бога нашого,* Мученики, тому вінці, як побідоносні, прийнявши,* радуєтеся з ангельськими ликами, з якими і нас поминайте.</w:t>
       </w:r>
     </w:p>
     <w:p>
@@ -10198,25 +10180,7 @@
           <w:sz w:val="24"/>
           <w:highlight w:val="white"/>
         </w:rPr>
-        <w:t xml:space="preserve">У водах блаженний кінець разом прийняли ви, мудрі,* в них </w:t>
-      </w:r>
-      <w:r>
-        <w:rPr>
-          <w:rFonts w:ascii="Times New Roman" w:hAnsi="Times New Roman"/>
-          <w:color w:val="000000"/>
-          <w:sz w:val="24"/>
-          <w:highlight w:val="white"/>
-        </w:rPr>
-        <w:t>Веліара</w:t>
-      </w:r>
-      <w:r>
-        <w:rPr>
-          <w:rFonts w:ascii="Times New Roman" w:hAnsi="Times New Roman"/>
-          <w:color w:val="000000"/>
-          <w:sz w:val="24"/>
-          <w:highlight w:val="white"/>
-        </w:rPr>
-        <w:t xml:space="preserve"> зануривши благодаттю Бога нашого,* Мученики, тому вінці, як побідоносні, прийнявши,* радуєтеся з ангельськими ликами, з якими і нас поминайте.</w:t>
+        <w:t>У водах блаженний кінець разом прийняли ви, мудрі,* в них Веліара зануривши благодаттю Бога нашого,* Мученики, тому вінці, як побідоносні, прийнявши,* радуєтеся з ангельськими ликами, з якими і нас поминайте.</w:t>
       </w:r>
     </w:p>
     <w:p>
